--- a/docs/数据资产管理平台-测试版操作指南.docx
+++ b/docs/数据资产管理平台-测试版操作指南.docx
@@ -2858,6 +2858,2076 @@
           <w:lang w:eastAsia="zh-CN"/>
         </w:rPr>
       </w:pPr>
+    </w:p>
+    <w:p>
+      <w:pPr>
+        <w:pStyle w:val="1"/>
+      </w:pPr>
+      <w:r>
+        <w:t>八、规则引擎与AI辅助：区别与优先级</w:t>
+      </w:r>
+    </w:p>
+    <w:p>
+      <w:r>
+        <w:t>平台采用"规则引擎优先 + AI兜底 + 人工终审"的三层判定架构。理解三者的分工，才能正确使用平台。</w:t>
+      </w:r>
+    </w:p>
+    <w:p>
+      <w:pPr>
+        <w:pStyle w:val="21"/>
+      </w:pPr>
+      <w:r>
+        <w:t>8.1 本质区别</w:t>
+      </w:r>
+    </w:p>
+    <w:tbl>
+      <w:tblPr>
+        <w:tblStyle w:val="aff1"/>
+        <w:tblW w:type="auto" w:w="0"/>
+        <w:tblLook w:firstColumn="1" w:firstRow="1" w:lastColumn="0" w:lastRow="0" w:noHBand="0" w:noVBand="1" w:val="04A0"/>
+      </w:tblPr>
+      <w:tblGrid>
+        <w:gridCol w:w="2880"/>
+        <w:gridCol w:w="2880"/>
+        <w:gridCol w:w="2880"/>
+      </w:tblGrid>
+      <w:tr>
+        <w:tc>
+          <w:tcPr>
+            <w:tcW w:type="dxa" w:w="2880"/>
+          </w:tcPr>
+          <w:p>
+            <w:r>
+              <w:rPr>
+                <w:b/>
+              </w:rPr>
+              <w:t>维度</w:t>
+            </w:r>
+          </w:p>
+        </w:tc>
+        <w:tc>
+          <w:tcPr>
+            <w:tcW w:type="dxa" w:w="2880"/>
+          </w:tcPr>
+          <w:p>
+            <w:r>
+              <w:rPr>
+                <w:b/>
+              </w:rPr>
+              <w:t>规则引擎</w:t>
+            </w:r>
+          </w:p>
+        </w:tc>
+        <w:tc>
+          <w:tcPr>
+            <w:tcW w:type="dxa" w:w="2880"/>
+          </w:tcPr>
+          <w:p>
+            <w:r>
+              <w:rPr>
+                <w:b/>
+              </w:rPr>
+              <w:t>AI辅助（LLM）</w:t>
+            </w:r>
+          </w:p>
+        </w:tc>
+      </w:tr>
+      <w:tr>
+        <w:tc>
+          <w:tcPr>
+            <w:tcW w:type="dxa" w:w="2880"/>
+          </w:tcPr>
+          <w:p>
+            <w:r>
+              <w:t>原理</w:t>
+            </w:r>
+          </w:p>
+        </w:tc>
+        <w:tc>
+          <w:tcPr>
+            <w:tcW w:type="dxa" w:w="2880"/>
+          </w:tcPr>
+          <w:p>
+            <w:r>
+              <w:t>关键词+正则+矩阵判定（确定性规则）</w:t>
+            </w:r>
+          </w:p>
+        </w:tc>
+        <w:tc>
+          <w:tcPr>
+            <w:tcW w:type="dxa" w:w="2880"/>
+          </w:tcPr>
+          <w:p>
+            <w:r>
+              <w:t>大语言模型语义理解（概率推断）</w:t>
+            </w:r>
+          </w:p>
+        </w:tc>
+      </w:tr>
+      <w:tr>
+        <w:tc>
+          <w:tcPr>
+            <w:tcW w:type="dxa" w:w="2880"/>
+          </w:tcPr>
+          <w:p>
+            <w:r>
+              <w:t>确定性</w:t>
+            </w:r>
+          </w:p>
+        </w:tc>
+        <w:tc>
+          <w:tcPr>
+            <w:tcW w:type="dxa" w:w="2880"/>
+          </w:tcPr>
+          <w:p>
+            <w:r>
+              <w:t>100%可复现，同一输入永远同一输出</w:t>
+            </w:r>
+          </w:p>
+        </w:tc>
+        <w:tc>
+          <w:tcPr>
+            <w:tcW w:type="dxa" w:w="2880"/>
+          </w:tcPr>
+          <w:p>
+            <w:r>
+              <w:t>有随机性，同一输入可能不同输出</w:t>
+            </w:r>
+          </w:p>
+        </w:tc>
+      </w:tr>
+      <w:tr>
+        <w:tc>
+          <w:tcPr>
+            <w:tcW w:type="dxa" w:w="2880"/>
+          </w:tcPr>
+          <w:p>
+            <w:r>
+              <w:t>覆盖范围</w:t>
+            </w:r>
+          </w:p>
+        </w:tc>
+        <w:tc>
+          <w:tcPr>
+            <w:tcW w:type="dxa" w:w="2880"/>
+          </w:tcPr>
+          <w:p>
+            <w:r>
+              <w:t>只覆盖已编写规则的场景</w:t>
+            </w:r>
+          </w:p>
+        </w:tc>
+        <w:tc>
+          <w:tcPr>
+            <w:tcW w:type="dxa" w:w="2880"/>
+          </w:tcPr>
+          <w:p>
+            <w:r>
+              <w:t>可处理未见过的情况</w:t>
+            </w:r>
+          </w:p>
+        </w:tc>
+      </w:tr>
+      <w:tr>
+        <w:tc>
+          <w:tcPr>
+            <w:tcW w:type="dxa" w:w="2880"/>
+          </w:tcPr>
+          <w:p>
+            <w:r>
+              <w:t>可解释性</w:t>
+            </w:r>
+          </w:p>
+        </w:tc>
+        <w:tc>
+          <w:tcPr>
+            <w:tcW w:type="dxa" w:w="2880"/>
+          </w:tcPr>
+          <w:p>
+            <w:r>
+              <w:t>每条判定可追溯（如：命中'身份证'关键词 - 个人基本信息）</w:t>
+            </w:r>
+          </w:p>
+        </w:tc>
+        <w:tc>
+          <w:tcPr>
+            <w:tcW w:type="dxa" w:w="2880"/>
+          </w:tcPr>
+          <w:p>
+            <w:r>
+              <w:t>黑盒（模型认为是这样）</w:t>
+            </w:r>
+          </w:p>
+        </w:tc>
+      </w:tr>
+      <w:tr>
+        <w:tc>
+          <w:tcPr>
+            <w:tcW w:type="dxa" w:w="2880"/>
+          </w:tcPr>
+          <w:p>
+            <w:r>
+              <w:t>速度</w:t>
+            </w:r>
+          </w:p>
+        </w:tc>
+        <w:tc>
+          <w:tcPr>
+            <w:tcW w:type="dxa" w:w="2880"/>
+          </w:tcPr>
+          <w:p>
+            <w:r>
+              <w:t>毫秒级</w:t>
+            </w:r>
+          </w:p>
+        </w:tc>
+        <w:tc>
+          <w:tcPr>
+            <w:tcW w:type="dxa" w:w="2880"/>
+          </w:tcPr>
+          <w:p>
+            <w:r>
+              <w:t>秒级（API调用延迟3-8秒）</w:t>
+            </w:r>
+          </w:p>
+        </w:tc>
+      </w:tr>
+      <w:tr>
+        <w:tc>
+          <w:tcPr>
+            <w:tcW w:type="dxa" w:w="2880"/>
+          </w:tcPr>
+          <w:p>
+            <w:r>
+              <w:t>合规审计</w:t>
+            </w:r>
+          </w:p>
+        </w:tc>
+        <w:tc>
+          <w:tcPr>
+            <w:tcW w:type="dxa" w:w="2880"/>
+          </w:tcPr>
+          <w:p>
+            <w:r>
+              <w:t>审计友好，每条判定有明确规则ID和触发条件</w:t>
+            </w:r>
+          </w:p>
+        </w:tc>
+        <w:tc>
+          <w:tcPr>
+            <w:tcW w:type="dxa" w:w="2880"/>
+          </w:tcPr>
+          <w:p>
+            <w:r>
+              <w:t>审计困难，无法完全解释判定原因</w:t>
+            </w:r>
+          </w:p>
+        </w:tc>
+      </w:tr>
+      <w:tr>
+        <w:tc>
+          <w:tcPr>
+            <w:tcW w:type="dxa" w:w="2880"/>
+          </w:tcPr>
+          <w:p>
+            <w:r>
+              <w:t>更新方式</w:t>
+            </w:r>
+          </w:p>
+        </w:tc>
+        <w:tc>
+          <w:tcPr>
+            <w:tcW w:type="dxa" w:w="2880"/>
+          </w:tcPr>
+          <w:p>
+            <w:r>
+              <w:t>标准变了改规则，即时生效</w:t>
+            </w:r>
+          </w:p>
+        </w:tc>
+        <w:tc>
+          <w:tcPr>
+            <w:tcW w:type="dxa" w:w="2880"/>
+          </w:tcPr>
+          <w:p>
+            <w:r>
+              <w:t>标准变了需调整Prompt或重新训练</w:t>
+            </w:r>
+          </w:p>
+        </w:tc>
+      </w:tr>
+      <w:tr>
+        <w:tc>
+          <w:tcPr>
+            <w:tcW w:type="dxa" w:w="2880"/>
+          </w:tcPr>
+          <w:p>
+            <w:r>
+              <w:t>成本</w:t>
+            </w:r>
+          </w:p>
+        </w:tc>
+        <w:tc>
+          <w:tcPr>
+            <w:tcW w:type="dxa" w:w="2880"/>
+          </w:tcPr>
+          <w:p>
+            <w:r>
+              <w:t>免费，本地执行</w:t>
+            </w:r>
+          </w:p>
+        </w:tc>
+        <w:tc>
+          <w:tcPr>
+            <w:tcW w:type="dxa" w:w="2880"/>
+          </w:tcPr>
+          <w:p>
+            <w:r>
+              <w:t>每次调用消耗API额度</w:t>
+            </w:r>
+          </w:p>
+        </w:tc>
+      </w:tr>
+    </w:tbl>
+    <w:p/>
+    <w:p>
+      <w:pPr>
+        <w:pStyle w:val="21"/>
+      </w:pPr>
+      <w:r>
+        <w:t>8.2 判定优先级（以谁为准）</w:t>
+      </w:r>
+    </w:p>
+    <w:p>
+      <w:r>
+        <w:t>三层架构的优先级如下：</w:t>
+      </w:r>
+    </w:p>
+    <w:tbl>
+      <w:tblPr>
+        <w:tblStyle w:val="aff1"/>
+        <w:tblW w:type="auto" w:w="0"/>
+        <w:tblLook w:firstColumn="1" w:firstRow="1" w:lastColumn="0" w:lastRow="0" w:noHBand="0" w:noVBand="1" w:val="04A0"/>
+      </w:tblPr>
+      <w:tblGrid>
+        <w:gridCol w:w="2160"/>
+        <w:gridCol w:w="2160"/>
+        <w:gridCol w:w="2160"/>
+        <w:gridCol w:w="2160"/>
+      </w:tblGrid>
+      <w:tr>
+        <w:tc>
+          <w:tcPr>
+            <w:tcW w:type="dxa" w:w="2160"/>
+          </w:tcPr>
+          <w:p>
+            <w:r>
+              <w:rPr>
+                <w:b/>
+              </w:rPr>
+              <w:t>优先级</w:t>
+            </w:r>
+          </w:p>
+        </w:tc>
+        <w:tc>
+          <w:tcPr>
+            <w:tcW w:type="dxa" w:w="2160"/>
+          </w:tcPr>
+          <w:p>
+            <w:r>
+              <w:rPr>
+                <w:b/>
+              </w:rPr>
+              <w:t>判定来源</w:t>
+            </w:r>
+          </w:p>
+        </w:tc>
+        <w:tc>
+          <w:tcPr>
+            <w:tcW w:type="dxa" w:w="2160"/>
+          </w:tcPr>
+          <w:p>
+            <w:r>
+              <w:rPr>
+                <w:b/>
+              </w:rPr>
+              <w:t>何时采用</w:t>
+            </w:r>
+          </w:p>
+        </w:tc>
+        <w:tc>
+          <w:tcPr>
+            <w:tcW w:type="dxa" w:w="2160"/>
+          </w:tcPr>
+          <w:p>
+            <w:r>
+              <w:rPr>
+                <w:b/>
+              </w:rPr>
+              <w:t>何时不采用</w:t>
+            </w:r>
+          </w:p>
+        </w:tc>
+      </w:tr>
+      <w:tr>
+        <w:tc>
+          <w:tcPr>
+            <w:tcW w:type="dxa" w:w="2160"/>
+          </w:tcPr>
+          <w:p>
+            <w:r>
+              <w:t>1（最高）</w:t>
+            </w:r>
+          </w:p>
+        </w:tc>
+        <w:tc>
+          <w:tcPr>
+            <w:tcW w:type="dxa" w:w="2160"/>
+          </w:tcPr>
+          <w:p>
+            <w:r>
+              <w:t>规则引擎</w:t>
+            </w:r>
+          </w:p>
+        </w:tc>
+        <w:tc>
+          <w:tcPr>
+            <w:tcW w:type="dxa" w:w="2160"/>
+          </w:tcPr>
+          <w:p>
+            <w:r>
+              <w:t>命中精确匹配/产品信号/业务域映射，置信度0.8-1.0，直接采用</w:t>
+            </w:r>
+          </w:p>
+        </w:tc>
+        <w:tc>
+          <w:tcPr>
+            <w:tcW w:type="dxa" w:w="2160"/>
+          </w:tcPr>
+          <w:p>
+            <w:r>
+              <w:t>未命中任何规则时自动跳过</w:t>
+            </w:r>
+          </w:p>
+        </w:tc>
+      </w:tr>
+      <w:tr>
+        <w:tc>
+          <w:tcPr>
+            <w:tcW w:type="dxa" w:w="2160"/>
+          </w:tcPr>
+          <w:p>
+            <w:r>
+              <w:t>2（补充）</w:t>
+            </w:r>
+          </w:p>
+        </w:tc>
+        <w:tc>
+          <w:tcPr>
+            <w:tcW w:type="dxa" w:w="2160"/>
+          </w:tcPr>
+          <w:p>
+            <w:r>
+              <w:t>AI辅助（LLM）</w:t>
+            </w:r>
+          </w:p>
+        </w:tc>
+        <w:tc>
+          <w:tcPr>
+            <w:tcW w:type="dxa" w:w="2160"/>
+          </w:tcPr>
+          <w:p>
+            <w:r>
+              <w:t>规则未命中且AI置信度大于等于0.6，标记为AI建议（置信度0.6-0.8）</w:t>
+            </w:r>
+          </w:p>
+        </w:tc>
+        <w:tc>
+          <w:tcPr>
+            <w:tcW w:type="dxa" w:w="2160"/>
+          </w:tcPr>
+          <w:p>
+            <w:r>
+              <w:t>规则已命中时不调AI（防AI推翻正确结果）；置信度低于0.6时跳过</w:t>
+            </w:r>
+          </w:p>
+        </w:tc>
+      </w:tr>
+      <w:tr>
+        <w:tc>
+          <w:tcPr>
+            <w:tcW w:type="dxa" w:w="2160"/>
+          </w:tcPr>
+          <w:p>
+            <w:r>
+              <w:t>3（终审）</w:t>
+            </w:r>
+          </w:p>
+        </w:tc>
+        <w:tc>
+          <w:tcPr>
+            <w:tcW w:type="dxa" w:w="2160"/>
+          </w:tcPr>
+          <w:p>
+            <w:r>
+              <w:t>人工复核</w:t>
+            </w:r>
+          </w:p>
+        </w:tc>
+        <w:tc>
+          <w:tcPr>
+            <w:tcW w:type="dxa" w:w="2160"/>
+          </w:tcPr>
+          <w:p>
+            <w:r>
+              <w:t>AI低置信度（低于0.6）、规则与AI冲突、涉及核心/重要数据、合规报送前</w:t>
+            </w:r>
+          </w:p>
+        </w:tc>
+        <w:tc>
+          <w:tcPr>
+            <w:tcW w:type="dxa" w:w="2160"/>
+          </w:tcPr>
+          <w:p>
+            <w:r>
+              <w:t>不适用</w:t>
+            </w:r>
+          </w:p>
+        </w:tc>
+      </w:tr>
+    </w:tbl>
+    <w:p/>
+    <w:p>
+      <w:r>
+        <w:t>核心原则：AI永远不会推翻规则引擎的判定。规则判定为敏感级别的字段，AI不会将其改为常规级别。AI仅在不适用规则的字段上补位。</w:t>
+      </w:r>
+    </w:p>
+    <w:p>
+      <w:pPr>
+        <w:pStyle w:val="21"/>
+      </w:pPr>
+      <w:r>
+        <w:t>8.3 为什么这样设计</w:t>
+      </w:r>
+    </w:p>
+    <w:p>
+      <w:r>
+        <w:t>第一，合规监管要求可审计。如果监管问这个字段为什么分到重要级别，你需要回答根据指南第5节矩阵第3行第2列，影响对象是经济运行，危害程度为严重。规则引擎可以逐条追溯判据，AI不能。</w:t>
+      </w:r>
+    </w:p>
+    <w:p>
+      <w:r>
+        <w:t>第二，标准刚发布，规则覆盖率高。金融信息服务数据分类分级指南的67类分类加18格判定矩阵是高度结构化的，80%至90%的常见金融数据字段可以用规则精确覆盖。AI只处理剩余的非标准字段。</w:t>
+      </w:r>
+    </w:p>
+    <w:p>
+      <w:r>
+        <w:t>第三，成本与速度。规则引擎免费且毫秒级完成判定。AI每次调用有API延迟（3至8秒）和费用。先用规则过滤掉大部分字段，AI只处理少数异常或模糊字段，性价比最高。</w:t>
+      </w:r>
+    </w:p>
+    <w:p>
+      <w:pPr>
+        <w:pStyle w:val="21"/>
+      </w:pPr>
+      <w:r>
+        <w:t>8.4 判定流程</w:t>
+      </w:r>
+    </w:p>
+    <w:p>
+      <w:r>
+        <w:t>字段输入后，依次经过规则引擎三层匹配：第1层精确匹配，第2层产品信号，第3层业务域映射。命中则直接采用（置信度大于等于0.8），写入结果。未命中则进入AI语义分析。AI置信度大于等于0.6则生成AI建议，进入人工复核。AI置信度低于0.6则标记为待人工分类。所有结果最终录入字段的finance_category_id和finance_data_level。</w:t>
+      </w:r>
+    </w:p>
+    <w:p>
+      <w:pPr>
+        <w:pStyle w:val="1"/>
+      </w:pPr>
+      <w:r>
+        <w:t>九、金融数据分类分级规则（国信办通字〔2026〕2号）</w:t>
+      </w:r>
+    </w:p>
+    <w:p>
+      <w:r>
+        <w:t>本节为平台内置的金融合规分类分级规则参考，源自六部门《金融信息服务数据分类分级指南》（2026年6月8日签署，6月13日发布）。</w:t>
+      </w:r>
+    </w:p>
+    <w:p>
+      <w:pPr>
+        <w:pStyle w:val="21"/>
+      </w:pPr>
+      <w:r>
+        <w:t>9.1 三层分类体系</w:t>
+      </w:r>
+    </w:p>
+    <w:tbl>
+      <w:tblPr>
+        <w:tblStyle w:val="aff1"/>
+        <w:tblW w:type="auto" w:w="0"/>
+        <w:tblLook w:firstColumn="1" w:firstRow="1" w:lastColumn="0" w:lastRow="0" w:noHBand="0" w:noVBand="1" w:val="04A0"/>
+      </w:tblPr>
+      <w:tblGrid>
+        <w:gridCol w:w="2880"/>
+        <w:gridCol w:w="2880"/>
+        <w:gridCol w:w="2880"/>
+      </w:tblGrid>
+      <w:tr>
+        <w:tc>
+          <w:tcPr>
+            <w:tcW w:type="dxa" w:w="2880"/>
+          </w:tcPr>
+          <w:p>
+            <w:r>
+              <w:rPr>
+                <w:b/>
+              </w:rPr>
+              <w:t>层级</w:t>
+            </w:r>
+          </w:p>
+        </w:tc>
+        <w:tc>
+          <w:tcPr>
+            <w:tcW w:type="dxa" w:w="2880"/>
+          </w:tcPr>
+          <w:p>
+            <w:r>
+              <w:rPr>
+                <w:b/>
+              </w:rPr>
+              <w:t>数量</w:t>
+            </w:r>
+          </w:p>
+        </w:tc>
+        <w:tc>
+          <w:tcPr>
+            <w:tcW w:type="dxa" w:w="2880"/>
+          </w:tcPr>
+          <w:p>
+            <w:r>
+              <w:rPr>
+                <w:b/>
+              </w:rPr>
+              <w:t>内容</w:t>
+            </w:r>
+          </w:p>
+        </w:tc>
+      </w:tr>
+      <w:tr>
+        <w:tc>
+          <w:tcPr>
+            <w:tcW w:type="dxa" w:w="2880"/>
+          </w:tcPr>
+          <w:p>
+            <w:r>
+              <w:t>一级分类</w:t>
+            </w:r>
+          </w:p>
+        </w:tc>
+        <w:tc>
+          <w:tcPr>
+            <w:tcW w:type="dxa" w:w="2880"/>
+          </w:tcPr>
+          <w:p>
+            <w:r>
+              <w:t>3类</w:t>
+            </w:r>
+          </w:p>
+        </w:tc>
+        <w:tc>
+          <w:tcPr>
+            <w:tcW w:type="dxa" w:w="2880"/>
+          </w:tcPr>
+          <w:p>
+            <w:r>
+              <w:t>业务数据 / 用户数据 / 企业数据</w:t>
+            </w:r>
+          </w:p>
+        </w:tc>
+      </w:tr>
+      <w:tr>
+        <w:tc>
+          <w:tcPr>
+            <w:tcW w:type="dxa" w:w="2880"/>
+          </w:tcPr>
+          <w:p>
+            <w:r>
+              <w:t>二级分类</w:t>
+            </w:r>
+          </w:p>
+        </w:tc>
+        <w:tc>
+          <w:tcPr>
+            <w:tcW w:type="dxa" w:w="2880"/>
+          </w:tcPr>
+          <w:p>
+            <w:r>
+              <w:t>9类</w:t>
+            </w:r>
+          </w:p>
+        </w:tc>
+        <w:tc>
+          <w:tcPr>
+            <w:tcW w:type="dxa" w:w="2880"/>
+          </w:tcPr>
+          <w:p>
+            <w:r>
+              <w:t>业务数据拆为5类：金融市场数据、宏观经济数据、组织机构数据、行业指标数据、资讯报告数据；用户数据拆为2类：个人用户数据、机构用户数据；企业数据拆为2类：经营管理数据、系统运维数据</w:t>
+            </w:r>
+          </w:p>
+        </w:tc>
+      </w:tr>
+      <w:tr>
+        <w:tc>
+          <w:tcPr>
+            <w:tcW w:type="dxa" w:w="2880"/>
+          </w:tcPr>
+          <w:p>
+            <w:r>
+              <w:t>三级分类</w:t>
+            </w:r>
+          </w:p>
+        </w:tc>
+        <w:tc>
+          <w:tcPr>
+            <w:tcW w:type="dxa" w:w="2880"/>
+          </w:tcPr>
+          <w:p>
+            <w:r>
+              <w:t>67类</w:t>
+            </w:r>
+          </w:p>
+        </w:tc>
+        <w:tc>
+          <w:tcPr>
+            <w:tcW w:type="dxa" w:w="2880"/>
+          </w:tcPr>
+          <w:p>
+            <w:r>
+              <w:t>叶子分类，附录A提供每类的描述、示例和参考最低级别</w:t>
+            </w:r>
+          </w:p>
+        </w:tc>
+      </w:tr>
+    </w:tbl>
+    <w:p/>
+    <w:p>
+      <w:r>
+        <w:t>常见字段与分类对照表：</w:t>
+      </w:r>
+    </w:p>
+    <w:tbl>
+      <w:tblPr>
+        <w:tblStyle w:val="aff1"/>
+        <w:tblW w:type="auto" w:w="0"/>
+        <w:tblLook w:firstColumn="1" w:firstRow="1" w:lastColumn="0" w:lastRow="0" w:noHBand="0" w:noVBand="1" w:val="04A0"/>
+      </w:tblPr>
+      <w:tblGrid>
+        <w:gridCol w:w="2880"/>
+        <w:gridCol w:w="2880"/>
+        <w:gridCol w:w="2880"/>
+      </w:tblGrid>
+      <w:tr>
+        <w:tc>
+          <w:tcPr>
+            <w:tcW w:type="dxa" w:w="2880"/>
+          </w:tcPr>
+          <w:p>
+            <w:r>
+              <w:rPr>
+                <w:b/>
+              </w:rPr>
+              <w:t>你的数据中常见的字段</w:t>
+            </w:r>
+          </w:p>
+        </w:tc>
+        <w:tc>
+          <w:tcPr>
+            <w:tcW w:type="dxa" w:w="2880"/>
+          </w:tcPr>
+          <w:p>
+            <w:r>
+              <w:rPr>
+                <w:b/>
+              </w:rPr>
+              <w:t>应归属的三级分类</w:t>
+            </w:r>
+          </w:p>
+        </w:tc>
+        <w:tc>
+          <w:tcPr>
+            <w:tcW w:type="dxa" w:w="2880"/>
+          </w:tcPr>
+          <w:p>
+            <w:r>
+              <w:rPr>
+                <w:b/>
+              </w:rPr>
+              <w:t>分类编码</w:t>
+            </w:r>
+          </w:p>
+        </w:tc>
+      </w:tr>
+      <w:tr>
+        <w:tc>
+          <w:tcPr>
+            <w:tcW w:type="dxa" w:w="2880"/>
+          </w:tcPr>
+          <w:p>
+            <w:r>
+              <w:t>客户姓名、身份证号、手机号、邮箱、地址</w:t>
+            </w:r>
+          </w:p>
+        </w:tc>
+        <w:tc>
+          <w:tcPr>
+            <w:tcW w:type="dxa" w:w="2880"/>
+          </w:tcPr>
+          <w:p>
+            <w:r>
+              <w:t>个人基本信息</w:t>
+            </w:r>
+          </w:p>
+        </w:tc>
+        <w:tc>
+          <w:tcPr>
+            <w:tcW w:type="dxa" w:w="2880"/>
+          </w:tcPr>
+          <w:p>
+            <w:r>
+              <w:t>FIN_USER_PERSONAL_BASIC</w:t>
+            </w:r>
+          </w:p>
+        </w:tc>
+      </w:tr>
+      <w:tr>
+        <w:tc>
+          <w:tcPr>
+            <w:tcW w:type="dxa" w:w="2880"/>
+          </w:tcPr>
+          <w:p>
+            <w:r>
+              <w:t>交易流水、账户余额、持仓、资产</w:t>
+            </w:r>
+          </w:p>
+        </w:tc>
+        <w:tc>
+          <w:tcPr>
+            <w:tcW w:type="dxa" w:w="2880"/>
+          </w:tcPr>
+          <w:p>
+            <w:r>
+              <w:t>个人交易数据</w:t>
+            </w:r>
+          </w:p>
+        </w:tc>
+        <w:tc>
+          <w:tcPr>
+            <w:tcW w:type="dxa" w:w="2880"/>
+          </w:tcPr>
+          <w:p>
+            <w:r>
+              <w:t>FIN_USER_PERSONAL_TXN</w:t>
+            </w:r>
+          </w:p>
+        </w:tc>
+      </w:tr>
+      <w:tr>
+        <w:tc>
+          <w:tcPr>
+            <w:tcW w:type="dxa" w:w="2880"/>
+          </w:tcPr>
+          <w:p>
+            <w:r>
+              <w:t>指纹模板、人脸特征、声纹</w:t>
+            </w:r>
+          </w:p>
+        </w:tc>
+        <w:tc>
+          <w:tcPr>
+            <w:tcW w:type="dxa" w:w="2880"/>
+          </w:tcPr>
+          <w:p>
+            <w:r>
+              <w:t>生物特征识别信息</w:t>
+            </w:r>
+          </w:p>
+        </w:tc>
+        <w:tc>
+          <w:tcPr>
+            <w:tcW w:type="dxa" w:w="2880"/>
+          </w:tcPr>
+          <w:p>
+            <w:r>
+              <w:t>FIN_USER_PERSONAL_BIO</w:t>
+            </w:r>
+          </w:p>
+        </w:tc>
+      </w:tr>
+      <w:tr>
+        <w:tc>
+          <w:tcPr>
+            <w:tcW w:type="dxa" w:w="2880"/>
+          </w:tcPr>
+          <w:p>
+            <w:r>
+              <w:t>股票代码、收盘价、成交量、K线</w:t>
+            </w:r>
+          </w:p>
+        </w:tc>
+        <w:tc>
+          <w:tcPr>
+            <w:tcW w:type="dxa" w:w="2880"/>
+          </w:tcPr>
+          <w:p>
+            <w:r>
+              <w:t>股票数据</w:t>
+            </w:r>
+          </w:p>
+        </w:tc>
+        <w:tc>
+          <w:tcPr>
+            <w:tcW w:type="dxa" w:w="2880"/>
+          </w:tcPr>
+          <w:p>
+            <w:r>
+              <w:t>FIN_BIZ_MKT_STOCK</w:t>
+            </w:r>
+          </w:p>
+        </w:tc>
+      </w:tr>
+      <w:tr>
+        <w:tc>
+          <w:tcPr>
+            <w:tcW w:type="dxa" w:w="2880"/>
+          </w:tcPr>
+          <w:p>
+            <w:r>
+              <w:t>债券代码、收益率、久期</w:t>
+            </w:r>
+          </w:p>
+        </w:tc>
+        <w:tc>
+          <w:tcPr>
+            <w:tcW w:type="dxa" w:w="2880"/>
+          </w:tcPr>
+          <w:p>
+            <w:r>
+              <w:t>债券数据</w:t>
+            </w:r>
+          </w:p>
+        </w:tc>
+        <w:tc>
+          <w:tcPr>
+            <w:tcW w:type="dxa" w:w="2880"/>
+          </w:tcPr>
+          <w:p>
+            <w:r>
+              <w:t>FIN_BIZ_MKT_BOND</w:t>
+            </w:r>
+          </w:p>
+        </w:tc>
+      </w:tr>
+      <w:tr>
+        <w:tc>
+          <w:tcPr>
+            <w:tcW w:type="dxa" w:w="2880"/>
+          </w:tcPr>
+          <w:p>
+            <w:r>
+              <w:t>基金代码、单位净值</w:t>
+            </w:r>
+          </w:p>
+        </w:tc>
+        <w:tc>
+          <w:tcPr>
+            <w:tcW w:type="dxa" w:w="2880"/>
+          </w:tcPr>
+          <w:p>
+            <w:r>
+              <w:t>基金数据</w:t>
+            </w:r>
+          </w:p>
+        </w:tc>
+        <w:tc>
+          <w:tcPr>
+            <w:tcW w:type="dxa" w:w="2880"/>
+          </w:tcPr>
+          <w:p>
+            <w:r>
+              <w:t>FIN_BIZ_MKT_FUND</w:t>
+            </w:r>
+          </w:p>
+        </w:tc>
+      </w:tr>
+      <w:tr>
+        <w:tc>
+          <w:tcPr>
+            <w:tcW w:type="dxa" w:w="2880"/>
+          </w:tcPr>
+          <w:p>
+            <w:r>
+              <w:t>汇率、中间价</w:t>
+            </w:r>
+          </w:p>
+        </w:tc>
+        <w:tc>
+          <w:tcPr>
+            <w:tcW w:type="dxa" w:w="2880"/>
+          </w:tcPr>
+          <w:p>
+            <w:r>
+              <w:t>外汇数据</w:t>
+            </w:r>
+          </w:p>
+        </w:tc>
+        <w:tc>
+          <w:tcPr>
+            <w:tcW w:type="dxa" w:w="2880"/>
+          </w:tcPr>
+          <w:p>
+            <w:r>
+              <w:t>FIN_BIZ_MKT_FX</w:t>
+            </w:r>
+          </w:p>
+        </w:tc>
+      </w:tr>
+      <w:tr>
+        <w:tc>
+          <w:tcPr>
+            <w:tcW w:type="dxa" w:w="2880"/>
+          </w:tcPr>
+          <w:p>
+            <w:r>
+              <w:t>风控模型参数、策略规则、黑名单</w:t>
+            </w:r>
+          </w:p>
+        </w:tc>
+        <w:tc>
+          <w:tcPr>
+            <w:tcW w:type="dxa" w:w="2880"/>
+          </w:tcPr>
+          <w:p>
+            <w:r>
+              <w:t>风险控制与监督数据</w:t>
+            </w:r>
+          </w:p>
+        </w:tc>
+        <w:tc>
+          <w:tcPr>
+            <w:tcW w:type="dxa" w:w="2880"/>
+          </w:tcPr>
+          <w:p>
+            <w:r>
+              <w:t>FIN_ENT_MGMT_RISK</w:t>
+            </w:r>
+          </w:p>
+        </w:tc>
+      </w:tr>
+      <w:tr>
+        <w:tc>
+          <w:tcPr>
+            <w:tcW w:type="dxa" w:w="2880"/>
+          </w:tcPr>
+          <w:p>
+            <w:r>
+              <w:t>SSL证书、加密密钥、入侵检测记录</w:t>
+            </w:r>
+          </w:p>
+        </w:tc>
+        <w:tc>
+          <w:tcPr>
+            <w:tcW w:type="dxa" w:w="2880"/>
+          </w:tcPr>
+          <w:p>
+            <w:r>
+              <w:t>安全监测数据</w:t>
+            </w:r>
+          </w:p>
+        </w:tc>
+        <w:tc>
+          <w:tcPr>
+            <w:tcW w:type="dxa" w:w="2880"/>
+          </w:tcPr>
+          <w:p>
+            <w:r>
+              <w:t>FIN_ENT_OPS_SECURITY</w:t>
+            </w:r>
+          </w:p>
+        </w:tc>
+      </w:tr>
+      <w:tr>
+        <w:tc>
+          <w:tcPr>
+            <w:tcW w:type="dxa" w:w="2880"/>
+          </w:tcPr>
+          <w:p>
+            <w:r>
+              <w:t>系统配置、访问控制列表</w:t>
+            </w:r>
+          </w:p>
+        </w:tc>
+        <w:tc>
+          <w:tcPr>
+            <w:tcW w:type="dxa" w:w="2880"/>
+          </w:tcPr>
+          <w:p>
+            <w:r>
+              <w:t>配置数据</w:t>
+            </w:r>
+          </w:p>
+        </w:tc>
+        <w:tc>
+          <w:tcPr>
+            <w:tcW w:type="dxa" w:w="2880"/>
+          </w:tcPr>
+          <w:p>
+            <w:r>
+              <w:t>FIN_ENT_OPS_CONFIG</w:t>
+            </w:r>
+          </w:p>
+        </w:tc>
+      </w:tr>
+      <w:tr>
+        <w:tc>
+          <w:tcPr>
+            <w:tcW w:type="dxa" w:w="2880"/>
+          </w:tcPr>
+          <w:p>
+            <w:r>
+              <w:t>操作日志、访问日志</w:t>
+            </w:r>
+          </w:p>
+        </w:tc>
+        <w:tc>
+          <w:tcPr>
+            <w:tcW w:type="dxa" w:w="2880"/>
+          </w:tcPr>
+          <w:p>
+            <w:r>
+              <w:t>日志数据</w:t>
+            </w:r>
+          </w:p>
+        </w:tc>
+        <w:tc>
+          <w:tcPr>
+            <w:tcW w:type="dxa" w:w="2880"/>
+          </w:tcPr>
+          <w:p>
+            <w:r>
+              <w:t>FIN_ENT_OPS_LOG</w:t>
+            </w:r>
+          </w:p>
+        </w:tc>
+      </w:tr>
+    </w:tbl>
+    <w:p/>
+    <w:p>
+      <w:pPr>
+        <w:pStyle w:val="21"/>
+      </w:pPr>
+      <w:r>
+        <w:t>9.2 四级分级标准</w:t>
+      </w:r>
+    </w:p>
+    <w:tbl>
+      <w:tblPr>
+        <w:tblStyle w:val="aff1"/>
+        <w:tblW w:type="auto" w:w="0"/>
+        <w:tblLook w:firstColumn="1" w:firstRow="1" w:lastColumn="0" w:lastRow="0" w:noHBand="0" w:noVBand="1" w:val="04A0"/>
+      </w:tblPr>
+      <w:tblGrid>
+        <w:gridCol w:w="2160"/>
+        <w:gridCol w:w="2160"/>
+        <w:gridCol w:w="2160"/>
+        <w:gridCol w:w="2160"/>
+      </w:tblGrid>
+      <w:tr>
+        <w:tc>
+          <w:tcPr>
+            <w:tcW w:type="dxa" w:w="2160"/>
+          </w:tcPr>
+          <w:p>
+            <w:r>
+              <w:rPr>
+                <w:b/>
+              </w:rPr>
+              <w:t>级别</w:t>
+            </w:r>
+          </w:p>
+        </w:tc>
+        <w:tc>
+          <w:tcPr>
+            <w:tcW w:type="dxa" w:w="2160"/>
+          </w:tcPr>
+          <w:p>
+            <w:r>
+              <w:rPr>
+                <w:b/>
+              </w:rPr>
+              <w:t>名称</w:t>
+            </w:r>
+          </w:p>
+        </w:tc>
+        <w:tc>
+          <w:tcPr>
+            <w:tcW w:type="dxa" w:w="2160"/>
+          </w:tcPr>
+          <w:p>
+            <w:r>
+              <w:rPr>
+                <w:b/>
+              </w:rPr>
+              <w:t>判定标准</w:t>
+            </w:r>
+          </w:p>
+        </w:tc>
+        <w:tc>
+          <w:tcPr>
+            <w:tcW w:type="dxa" w:w="2160"/>
+          </w:tcPr>
+          <w:p>
+            <w:r>
+              <w:rPr>
+                <w:b/>
+              </w:rPr>
+              <w:t>典型数据举例</w:t>
+            </w:r>
+          </w:p>
+        </w:tc>
+      </w:tr>
+      <w:tr>
+        <w:tc>
+          <w:tcPr>
+            <w:tcW w:type="dxa" w:w="2160"/>
+          </w:tcPr>
+          <w:p>
+            <w:r>
+              <w:t>第1级（最高）</w:t>
+            </w:r>
+          </w:p>
+        </w:tc>
+        <w:tc>
+          <w:tcPr>
+            <w:tcW w:type="dxa" w:w="2160"/>
+          </w:tcPr>
+          <w:p>
+            <w:r>
+              <w:t>核心数据 Core</w:t>
+            </w:r>
+          </w:p>
+        </w:tc>
+        <w:tc>
+          <w:tcPr>
+            <w:tcW w:type="dxa" w:w="2160"/>
+          </w:tcPr>
+          <w:p>
+            <w:r>
+              <w:t>对国家安全造成特别严重或严重危害</w:t>
+            </w:r>
+          </w:p>
+        </w:tc>
+        <w:tc>
+          <w:tcPr>
+            <w:tcW w:type="dxa" w:w="2160"/>
+          </w:tcPr>
+          <w:p>
+            <w:r>
+              <w:t>密钥、证书、核心网络拓扑、国防军工数据</w:t>
+            </w:r>
+          </w:p>
+        </w:tc>
+      </w:tr>
+      <w:tr>
+        <w:tc>
+          <w:tcPr>
+            <w:tcW w:type="dxa" w:w="2160"/>
+          </w:tcPr>
+          <w:p>
+            <w:r>
+              <w:t>第2级</w:t>
+            </w:r>
+          </w:p>
+        </w:tc>
+        <w:tc>
+          <w:tcPr>
+            <w:tcW w:type="dxa" w:w="2160"/>
+          </w:tcPr>
+          <w:p>
+            <w:r>
+              <w:t>重要数据 Important</w:t>
+            </w:r>
+          </w:p>
+        </w:tc>
+        <w:tc>
+          <w:tcPr>
+            <w:tcW w:type="dxa" w:w="2160"/>
+          </w:tcPr>
+          <w:p>
+            <w:r>
+              <w:t>对经济运行/社会秩序/公共利益造成严重危害</w:t>
+            </w:r>
+          </w:p>
+        </w:tc>
+        <w:tc>
+          <w:tcPr>
+            <w:tcW w:type="dxa" w:w="2160"/>
+          </w:tcPr>
+          <w:p>
+            <w:r>
+              <w:t>风控模型参数、反洗钱规则、生物特征、系统安全配置</w:t>
+            </w:r>
+          </w:p>
+        </w:tc>
+      </w:tr>
+      <w:tr>
+        <w:tc>
+          <w:tcPr>
+            <w:tcW w:type="dxa" w:w="2160"/>
+          </w:tcPr>
+          <w:p>
+            <w:r>
+              <w:t>第3级</w:t>
+            </w:r>
+          </w:p>
+        </w:tc>
+        <w:tc>
+          <w:tcPr>
+            <w:tcW w:type="dxa" w:w="2160"/>
+          </w:tcPr>
+          <w:p>
+            <w:r>
+              <w:t>敏感一般数据 Sensitive</w:t>
+            </w:r>
+          </w:p>
+        </w:tc>
+        <w:tc>
+          <w:tcPr>
+            <w:tcW w:type="dxa" w:w="2160"/>
+          </w:tcPr>
+          <w:p>
+            <w:r>
+              <w:t>对经济运行/社会秩序/公共利益造成一般危害，或对组织/个人权益造成严重危害</w:t>
+            </w:r>
+          </w:p>
+        </w:tc>
+        <w:tc>
+          <w:tcPr>
+            <w:tcW w:type="dxa" w:w="2160"/>
+          </w:tcPr>
+          <w:p>
+            <w:r>
+              <w:t>交易流水、持仓记录、个人身份信息、未公开市场数据</w:t>
+            </w:r>
+          </w:p>
+        </w:tc>
+      </w:tr>
+      <w:tr>
+        <w:tc>
+          <w:tcPr>
+            <w:tcW w:type="dxa" w:w="2160"/>
+          </w:tcPr>
+          <w:p>
+            <w:r>
+              <w:t>第4级（最低）</w:t>
+            </w:r>
+          </w:p>
+        </w:tc>
+        <w:tc>
+          <w:tcPr>
+            <w:tcW w:type="dxa" w:w="2160"/>
+          </w:tcPr>
+          <w:p>
+            <w:r>
+              <w:t>常规一般数据 Normal</w:t>
+            </w:r>
+          </w:p>
+        </w:tc>
+        <w:tc>
+          <w:tcPr>
+            <w:tcW w:type="dxa" w:w="2160"/>
+          </w:tcPr>
+          <w:p>
+            <w:r>
+              <w:t>对组织/个人权益造成一般危害</w:t>
+            </w:r>
+          </w:p>
+        </w:tc>
+        <w:tc>
+          <w:tcPr>
+            <w:tcW w:type="dxa" w:w="2160"/>
+          </w:tcPr>
+          <w:p>
+            <w:r>
+              <w:t>公开行情、产品说明、公告信息</w:t>
+            </w:r>
+          </w:p>
+        </w:tc>
+      </w:tr>
+    </w:tbl>
+    <w:p/>
+    <w:p>
+      <w:pPr>
+        <w:pStyle w:val="21"/>
+      </w:pPr>
+      <w:r>
+        <w:t>9.3 分级判定矩阵</w:t>
+      </w:r>
+    </w:p>
+    <w:p>
+      <w:r>
+        <w:t>使用方法：先确定数据涉及的影响对象和可能的危害程度，然后在下表中查找对应的数据级别。</w:t>
+      </w:r>
+    </w:p>
+    <w:tbl>
+      <w:tblPr>
+        <w:tblStyle w:val="aff1"/>
+        <w:tblW w:type="auto" w:w="0"/>
+        <w:tblLook w:firstColumn="1" w:firstRow="1" w:lastColumn="0" w:lastRow="0" w:noHBand="0" w:noVBand="1" w:val="04A0"/>
+      </w:tblPr>
+      <w:tblGrid>
+        <w:gridCol w:w="2160"/>
+        <w:gridCol w:w="2160"/>
+        <w:gridCol w:w="2160"/>
+        <w:gridCol w:w="2160"/>
+      </w:tblGrid>
+      <w:tr>
+        <w:tc>
+          <w:tcPr>
+            <w:tcW w:type="dxa" w:w="2160"/>
+          </w:tcPr>
+          <w:p>
+            <w:r>
+              <w:rPr>
+                <w:b/>
+              </w:rPr>
+              <w:t>影响对象 / 危害程度</w:t>
+            </w:r>
+          </w:p>
+        </w:tc>
+        <w:tc>
+          <w:tcPr>
+            <w:tcW w:type="dxa" w:w="2160"/>
+          </w:tcPr>
+          <w:p>
+            <w:r>
+              <w:rPr>
+                <w:b/>
+              </w:rPr>
+              <w:t>特别严重危害</w:t>
+            </w:r>
+          </w:p>
+        </w:tc>
+        <w:tc>
+          <w:tcPr>
+            <w:tcW w:type="dxa" w:w="2160"/>
+          </w:tcPr>
+          <w:p>
+            <w:r>
+              <w:rPr>
+                <w:b/>
+              </w:rPr>
+              <w:t>严重危害</w:t>
+            </w:r>
+          </w:p>
+        </w:tc>
+        <w:tc>
+          <w:tcPr>
+            <w:tcW w:type="dxa" w:w="2160"/>
+          </w:tcPr>
+          <w:p>
+            <w:r>
+              <w:rPr>
+                <w:b/>
+              </w:rPr>
+              <w:t>一般危害</w:t>
+            </w:r>
+          </w:p>
+        </w:tc>
+      </w:tr>
+      <w:tr>
+        <w:tc>
+          <w:tcPr>
+            <w:tcW w:type="dxa" w:w="2160"/>
+          </w:tcPr>
+          <w:p>
+            <w:r>
+              <w:t>国家安全</w:t>
+            </w:r>
+          </w:p>
+        </w:tc>
+        <w:tc>
+          <w:tcPr>
+            <w:tcW w:type="dxa" w:w="2160"/>
+          </w:tcPr>
+          <w:p>
+            <w:r>
+              <w:t>核心数据</w:t>
+            </w:r>
+          </w:p>
+        </w:tc>
+        <w:tc>
+          <w:tcPr>
+            <w:tcW w:type="dxa" w:w="2160"/>
+          </w:tcPr>
+          <w:p>
+            <w:r>
+              <w:t>核心数据</w:t>
+            </w:r>
+          </w:p>
+        </w:tc>
+        <w:tc>
+          <w:tcPr>
+            <w:tcW w:type="dxa" w:w="2160"/>
+          </w:tcPr>
+          <w:p>
+            <w:r>
+              <w:t>重要数据</w:t>
+            </w:r>
+          </w:p>
+        </w:tc>
+      </w:tr>
+      <w:tr>
+        <w:tc>
+          <w:tcPr>
+            <w:tcW w:type="dxa" w:w="2160"/>
+          </w:tcPr>
+          <w:p>
+            <w:r>
+              <w:t>经济运行</w:t>
+            </w:r>
+          </w:p>
+        </w:tc>
+        <w:tc>
+          <w:tcPr>
+            <w:tcW w:type="dxa" w:w="2160"/>
+          </w:tcPr>
+          <w:p>
+            <w:r>
+              <w:t>核心数据</w:t>
+            </w:r>
+          </w:p>
+        </w:tc>
+        <w:tc>
+          <w:tcPr>
+            <w:tcW w:type="dxa" w:w="2160"/>
+          </w:tcPr>
+          <w:p>
+            <w:r>
+              <w:t>重要数据</w:t>
+            </w:r>
+          </w:p>
+        </w:tc>
+        <w:tc>
+          <w:tcPr>
+            <w:tcW w:type="dxa" w:w="2160"/>
+          </w:tcPr>
+          <w:p>
+            <w:r>
+              <w:t>敏感一般数据</w:t>
+            </w:r>
+          </w:p>
+        </w:tc>
+      </w:tr>
+      <w:tr>
+        <w:tc>
+          <w:tcPr>
+            <w:tcW w:type="dxa" w:w="2160"/>
+          </w:tcPr>
+          <w:p>
+            <w:r>
+              <w:t>社会秩序</w:t>
+            </w:r>
+          </w:p>
+        </w:tc>
+        <w:tc>
+          <w:tcPr>
+            <w:tcW w:type="dxa" w:w="2160"/>
+          </w:tcPr>
+          <w:p>
+            <w:r>
+              <w:t>核心数据</w:t>
+            </w:r>
+          </w:p>
+        </w:tc>
+        <w:tc>
+          <w:tcPr>
+            <w:tcW w:type="dxa" w:w="2160"/>
+          </w:tcPr>
+          <w:p>
+            <w:r>
+              <w:t>重要数据</w:t>
+            </w:r>
+          </w:p>
+        </w:tc>
+        <w:tc>
+          <w:tcPr>
+            <w:tcW w:type="dxa" w:w="2160"/>
+          </w:tcPr>
+          <w:p>
+            <w:r>
+              <w:t>敏感一般数据</w:t>
+            </w:r>
+          </w:p>
+        </w:tc>
+      </w:tr>
+      <w:tr>
+        <w:tc>
+          <w:tcPr>
+            <w:tcW w:type="dxa" w:w="2160"/>
+          </w:tcPr>
+          <w:p>
+            <w:r>
+              <w:t>公共利益</w:t>
+            </w:r>
+          </w:p>
+        </w:tc>
+        <w:tc>
+          <w:tcPr>
+            <w:tcW w:type="dxa" w:w="2160"/>
+          </w:tcPr>
+          <w:p>
+            <w:r>
+              <w:t>核心数据</w:t>
+            </w:r>
+          </w:p>
+        </w:tc>
+        <w:tc>
+          <w:tcPr>
+            <w:tcW w:type="dxa" w:w="2160"/>
+          </w:tcPr>
+          <w:p>
+            <w:r>
+              <w:t>重要数据</w:t>
+            </w:r>
+          </w:p>
+        </w:tc>
+        <w:tc>
+          <w:tcPr>
+            <w:tcW w:type="dxa" w:w="2160"/>
+          </w:tcPr>
+          <w:p>
+            <w:r>
+              <w:t>敏感一般数据</w:t>
+            </w:r>
+          </w:p>
+        </w:tc>
+      </w:tr>
+      <w:tr>
+        <w:tc>
+          <w:tcPr>
+            <w:tcW w:type="dxa" w:w="2160"/>
+          </w:tcPr>
+          <w:p>
+            <w:r>
+              <w:t>组织权益</w:t>
+            </w:r>
+          </w:p>
+        </w:tc>
+        <w:tc>
+          <w:tcPr>
+            <w:tcW w:type="dxa" w:w="2160"/>
+          </w:tcPr>
+          <w:p>
+            <w:r>
+              <w:t>敏感一般数据</w:t>
+            </w:r>
+          </w:p>
+        </w:tc>
+        <w:tc>
+          <w:tcPr>
+            <w:tcW w:type="dxa" w:w="2160"/>
+          </w:tcPr>
+          <w:p>
+            <w:r>
+              <w:t>敏感一般数据</w:t>
+            </w:r>
+          </w:p>
+        </w:tc>
+        <w:tc>
+          <w:tcPr>
+            <w:tcW w:type="dxa" w:w="2160"/>
+          </w:tcPr>
+          <w:p>
+            <w:r>
+              <w:t>常规一般数据</w:t>
+            </w:r>
+          </w:p>
+        </w:tc>
+      </w:tr>
+      <w:tr>
+        <w:tc>
+          <w:tcPr>
+            <w:tcW w:type="dxa" w:w="2160"/>
+          </w:tcPr>
+          <w:p>
+            <w:r>
+              <w:t>个人权益</w:t>
+            </w:r>
+          </w:p>
+        </w:tc>
+        <w:tc>
+          <w:tcPr>
+            <w:tcW w:type="dxa" w:w="2160"/>
+          </w:tcPr>
+          <w:p>
+            <w:r>
+              <w:t>敏感一般数据</w:t>
+            </w:r>
+          </w:p>
+        </w:tc>
+        <w:tc>
+          <w:tcPr>
+            <w:tcW w:type="dxa" w:w="2160"/>
+          </w:tcPr>
+          <w:p>
+            <w:r>
+              <w:t>敏感一般数据</w:t>
+            </w:r>
+          </w:p>
+        </w:tc>
+        <w:tc>
+          <w:tcPr>
+            <w:tcW w:type="dxa" w:w="2160"/>
+          </w:tcPr>
+          <w:p>
+            <w:r>
+              <w:t>常规一般数据</w:t>
+            </w:r>
+          </w:p>
+        </w:tc>
+      </w:tr>
+    </w:tbl>
+    <w:p/>
+    <w:p/>
+    <w:p>
+      <w:r>
+        <w:t>影响对象识别信号：</w:t>
+      </w:r>
+    </w:p>
+    <w:tbl>
+      <w:tblPr>
+        <w:tblStyle w:val="aff1"/>
+        <w:tblW w:type="auto" w:w="0"/>
+        <w:tblLook w:firstColumn="1" w:firstRow="1" w:lastColumn="0" w:lastRow="0" w:noHBand="0" w:noVBand="1" w:val="04A0"/>
+      </w:tblPr>
+      <w:tblGrid>
+        <w:gridCol w:w="4320"/>
+        <w:gridCol w:w="4320"/>
+      </w:tblGrid>
+      <w:tr>
+        <w:tc>
+          <w:tcPr>
+            <w:tcW w:type="dxa" w:w="4320"/>
+          </w:tcPr>
+          <w:p>
+            <w:r>
+              <w:rPr>
+                <w:b/>
+              </w:rPr>
+              <w:t>影响对象</w:t>
+            </w:r>
+          </w:p>
+        </w:tc>
+        <w:tc>
+          <w:tcPr>
+            <w:tcW w:type="dxa" w:w="4320"/>
+          </w:tcPr>
+          <w:p>
+            <w:r>
+              <w:rPr>
+                <w:b/>
+              </w:rPr>
+              <w:t>字段名或描述中出现以下关键词时触发</w:t>
+            </w:r>
+          </w:p>
+        </w:tc>
+      </w:tr>
+      <w:tr>
+        <w:tc>
+          <w:tcPr>
+            <w:tcW w:type="dxa" w:w="4320"/>
+          </w:tcPr>
+          <w:p>
+            <w:r>
+              <w:t>国家安全</w:t>
+            </w:r>
+          </w:p>
+        </w:tc>
+        <w:tc>
+          <w:tcPr>
+            <w:tcW w:type="dxa" w:w="4320"/>
+          </w:tcPr>
+          <w:p>
+            <w:r>
+              <w:t>密钥、证书、密码、加密、国防、军工、核心网络、关键基础设施</w:t>
+            </w:r>
+          </w:p>
+        </w:tc>
+      </w:tr>
+      <w:tr>
+        <w:tc>
+          <w:tcPr>
+            <w:tcW w:type="dxa" w:w="4320"/>
+          </w:tcPr>
+          <w:p>
+            <w:r>
+              <w:t>经济运行</w:t>
+            </w:r>
+          </w:p>
+        </w:tc>
+        <w:tc>
+          <w:tcPr>
+            <w:tcW w:type="dxa" w:w="4320"/>
+          </w:tcPr>
+          <w:p>
+            <w:r>
+              <w:t>利率、汇率、准备金、货币供应、基准、清算、人民币中间价</w:t>
+            </w:r>
+          </w:p>
+        </w:tc>
+      </w:tr>
+      <w:tr>
+        <w:tc>
+          <w:tcPr>
+            <w:tcW w:type="dxa" w:w="4320"/>
+          </w:tcPr>
+          <w:p>
+            <w:r>
+              <w:t>社会秩序</w:t>
+            </w:r>
+          </w:p>
+        </w:tc>
+        <w:tc>
+          <w:tcPr>
+            <w:tcW w:type="dxa" w:w="4320"/>
+          </w:tcPr>
+          <w:p>
+            <w:r>
+              <w:t>欺诈、洗钱、反恐、制裁、黑名单、恐怖融资</w:t>
+            </w:r>
+          </w:p>
+        </w:tc>
+      </w:tr>
+      <w:tr>
+        <w:tc>
+          <w:tcPr>
+            <w:tcW w:type="dxa" w:w="4320"/>
+          </w:tcPr>
+          <w:p>
+            <w:r>
+              <w:t>公共利益</w:t>
+            </w:r>
+          </w:p>
+        </w:tc>
+        <w:tc>
+          <w:tcPr>
+            <w:tcW w:type="dxa" w:w="4320"/>
+          </w:tcPr>
+          <w:p>
+            <w:r>
+              <w:t>上市公司、披露、重大事项、并购、退市、公众投资者</w:t>
+            </w:r>
+          </w:p>
+        </w:tc>
+      </w:tr>
+      <w:tr>
+        <w:tc>
+          <w:tcPr>
+            <w:tcW w:type="dxa" w:w="4320"/>
+          </w:tcPr>
+          <w:p>
+            <w:r>
+              <w:t>组织权益</w:t>
+            </w:r>
+          </w:p>
+        </w:tc>
+        <w:tc>
+          <w:tcPr>
+            <w:tcW w:type="dxa" w:w="4320"/>
+          </w:tcPr>
+          <w:p>
+            <w:r>
+              <w:t>模型、策略、参数、风控、评分、评级、额度</w:t>
+            </w:r>
+          </w:p>
+        </w:tc>
+      </w:tr>
+      <w:tr>
+        <w:tc>
+          <w:tcPr>
+            <w:tcW w:type="dxa" w:w="4320"/>
+          </w:tcPr>
+          <w:p>
+            <w:r>
+              <w:t>个人权益</w:t>
+            </w:r>
+          </w:p>
+        </w:tc>
+        <w:tc>
+          <w:tcPr>
+            <w:tcW w:type="dxa" w:w="4320"/>
+          </w:tcPr>
+          <w:p>
+            <w:r>
+              <w:t>身份证、手机号、姓名、地址、生物特征、指纹、人脸、账户、卡号、交易记录</w:t>
+            </w:r>
+          </w:p>
+        </w:tc>
+      </w:tr>
+    </w:tbl>
+    <w:p/>
+    <w:p/>
+    <w:p>
+      <w:r>
+        <w:t>危害程度识别信号：</w:t>
+      </w:r>
+    </w:p>
+    <w:tbl>
+      <w:tblPr>
+        <w:tblStyle w:val="aff1"/>
+        <w:tblW w:type="auto" w:w="0"/>
+        <w:tblLook w:firstColumn="1" w:firstRow="1" w:lastColumn="0" w:lastRow="0" w:noHBand="0" w:noVBand="1" w:val="04A0"/>
+      </w:tblPr>
+      <w:tblGrid>
+        <w:gridCol w:w="4320"/>
+        <w:gridCol w:w="4320"/>
+      </w:tblGrid>
+      <w:tr>
+        <w:tc>
+          <w:tcPr>
+            <w:tcW w:type="dxa" w:w="4320"/>
+          </w:tcPr>
+          <w:p>
+            <w:r>
+              <w:rPr>
+                <w:b/>
+              </w:rPr>
+              <w:t>危害程度</w:t>
+            </w:r>
+          </w:p>
+        </w:tc>
+        <w:tc>
+          <w:tcPr>
+            <w:tcW w:type="dxa" w:w="4320"/>
+          </w:tcPr>
+          <w:p>
+            <w:r>
+              <w:rPr>
+                <w:b/>
+              </w:rPr>
+              <w:t>识别信号</w:t>
+            </w:r>
+          </w:p>
+        </w:tc>
+      </w:tr>
+      <w:tr>
+        <w:tc>
+          <w:tcPr>
+            <w:tcW w:type="dxa" w:w="4320"/>
+          </w:tcPr>
+          <w:p>
+            <w:r>
+              <w:t>特别严重</w:t>
+            </w:r>
+          </w:p>
+        </w:tc>
+        <w:tc>
+          <w:tcPr>
+            <w:tcW w:type="dxa" w:w="4320"/>
+          </w:tcPr>
+          <w:p>
+            <w:r>
+              <w:t>密钥/证书/私钥/Token/核心系统，一旦泄露不可挽回</w:t>
+            </w:r>
+          </w:p>
+        </w:tc>
+      </w:tr>
+      <w:tr>
+        <w:tc>
+          <w:tcPr>
+            <w:tcW w:type="dxa" w:w="4320"/>
+          </w:tcPr>
+          <w:p>
+            <w:r>
+              <w:t>严重</w:t>
+            </w:r>
+          </w:p>
+        </w:tc>
+        <w:tc>
+          <w:tcPr>
+            <w:tcW w:type="dxa" w:w="4320"/>
+          </w:tcPr>
+          <w:p>
+            <w:r>
+              <w:t>生物特征/模型参数/未公开市场信息/大量个人数据（超过10万条）</w:t>
+            </w:r>
+          </w:p>
+        </w:tc>
+      </w:tr>
+      <w:tr>
+        <w:tc>
+          <w:tcPr>
+            <w:tcW w:type="dxa" w:w="4320"/>
+          </w:tcPr>
+          <w:p>
+            <w:r>
+              <w:t>一般</w:t>
+            </w:r>
+          </w:p>
+        </w:tc>
+        <w:tc>
+          <w:tcPr>
+            <w:tcW w:type="dxa" w:w="4320"/>
+          </w:tcPr>
+          <w:p>
+            <w:r>
+              <w:t>其他未触发升级的数据</w:t>
+            </w:r>
+          </w:p>
+        </w:tc>
+      </w:tr>
+    </w:tbl>
+    <w:p/>
+    <w:p>
+      <w:pPr>
+        <w:pStyle w:val="21"/>
+      </w:pPr>
+      <w:r>
+        <w:t>9.4 三大关键原则</w:t>
+      </w:r>
+    </w:p>
+    <w:p>
+      <w:r>
+        <w:t>原则一：就高从严。一个数据集（表）的安全级别等于该表所有字段中的最高级别。例如：dim_customer表中有客户姓名（敏感）、身份证号（敏感）、生物特征模板（重要），则整表级别为重要。</w:t>
+      </w:r>
+    </w:p>
+    <w:p>
+      <w:r>
+        <w:t>原则二：级别不可降。实际分级必须大于等于附录A给出的参考最低级别，只能上调不能下调。</w:t>
+      </w:r>
+    </w:p>
+    <w:p>
+      <w:r>
+        <w:t>原则三：30%变化阈值。核心数据和重要数据的条目数量或存储总量变化超过30%时，必须重新报送重要数据目录。平台提供自动监测接口：GET /api/compliance/threshold。</w:t>
+      </w:r>
+    </w:p>
+    <w:p>
+      <w:pPr>
+        <w:pStyle w:val="21"/>
+      </w:pPr>
+      <w:r>
+        <w:t>9.5 操作流程（六步法）</w:t>
+      </w:r>
+    </w:p>
+    <w:p>
+      <w:r>
+        <w:t>第一步，数据资源梳理：盘点所有数据源，扫描所有表，列出所有字段。第二步，数据分类：每个字段按9.1标准匹配到67类三级分类。第三步，数据分级：每个字段按9.3矩阵判定级别，再按就高从严原则计算整表级别。第四步，形成分类分级清单：输出标准格式清单，含字段名、分类、级别、判定理由。第五步，报送重要数据目录：将core和important级别数据提取为重要数据目录。第六步，动态更新管理：定期检测变化，30%阈值触发预警后重新报送。</w:t>
+      </w:r>
+    </w:p>
+    <w:p/>
+    <w:p>
+      <w:r>
+        <w:t>详细规则请参见平台内置文档：《金融数据分类分级规则手册》（docs/金融数据分类分级规则手册.md）。</w:t>
+      </w:r>
     </w:p>
     <w:sectPr>
       <w:pgSz w:w="12240" w:h="15840"/>

--- a/docs/数据资产管理平台-测试版操作指南.docx
+++ b/docs/数据资产管理平台-测试版操作指南.docx
@@ -4927,6 +4927,368 @@
     <w:p>
       <w:r>
         <w:t>详细规则请参见平台内置文档：《金融数据分类分级规则手册》（docs/金融数据分类分级规则手册.md）。</w:t>
+      </w:r>
+    </w:p>
+    <w:p>
+      <w:pPr>
+        <w:pStyle w:val="1"/>
+      </w:pPr>
+      <w:r>
+        <w:t>十、合规清单导出与阈值管理（P2 新增功能）</w:t>
+      </w:r>
+    </w:p>
+    <w:p>
+      <w:pPr>
+        <w:pStyle w:val="21"/>
+      </w:pPr>
+      <w:r>
+        <w:t>10.1 功能概览</w:t>
+      </w:r>
+    </w:p>
+    <w:p>
+      <w:r>
+        <w:t>P2 阶段实现了两项《金融信息服务数据分类分级指南》要求的高级功能：（1）合规分类分级清单导出，符合指南 §6.4 标准格式；（2）30% 变化阈值检测与快照管理，满足指南动态更新管理要求。同时扩展了数据打标结果导出和映射管理优化。</w:t>
+      </w:r>
+    </w:p>
+    <w:p>
+      <w:pPr>
+        <w:pStyle w:val="21"/>
+      </w:pPr>
+      <w:r>
+        <w:t>10.2 合规清单导出（§6.4 标准格式）</w:t>
+      </w:r>
+    </w:p>
+    <w:p>
+      <w:r>
+        <w:t>入口：标准管理 → 执行分类 → 点击「导出合规清单」按钮。导出 Excel 包含两个 Sheet：</w:t>
+      </w:r>
+    </w:p>
+    <w:p>
+      <w:r>
+        <w:rPr>
+          <w:b/>
+        </w:rPr>
+        <w:t>「金融数据分类分级清单」Sheet</w:t>
+      </w:r>
+    </w:p>
+    <w:p>
+      <w:r>
+        <w:t>包含 18 列：序号、字段编码、字段名称、表名、数据库、一级分类、二级分类、三级分类、分类编码、数据描述、数据示例、参考最低级别、实际合规级别、级别是否升级、分级理由、业务域、数据来源、最后更新日期。仅导出已分类字段，按合规级别降序排列。</w:t>
+      </w:r>
+    </w:p>
+    <w:p>
+      <w:r>
+        <w:rPr>
+          <w:b/>
+        </w:rPr>
+        <w:t>「统计摘要」Sheet</w:t>
+      </w:r>
+    </w:p>
+    <w:p>
+      <w:r>
+        <w:t>展示导出时间、标准依据、活跃字段总数、已分类字段数、分类覆盖率、各级别分布（核心/重要/敏感一般/常规一般/未分类）。</w:t>
+      </w:r>
+    </w:p>
+    <w:p>
+      <w:pPr>
+        <w:pStyle w:val="21"/>
+      </w:pPr>
+      <w:r>
+        <w:t>10.3 30% 变化阈值检测</w:t>
+      </w:r>
+    </w:p>
+    <w:p>
+      <w:r>
+        <w:t>指南要求：核心数据和重要数据的条目数量或存储总量变化超过 30% 时，必须重新报送重要数据目录。平台实现了自动检测 + 快照管理：</w:t>
+      </w:r>
+    </w:p>
+    <w:p>
+      <w:pPr>
+        <w:pStyle w:val="a"/>
+      </w:pPr>
+      <w:r>
+        <w:t>进入标准管理 → 执行分类，页面顶部展示四个统计卡片：</w:t>
+      </w:r>
+    </w:p>
+    <w:p>
+      <w:pPr>
+        <w:pStyle w:val="a0"/>
+      </w:pPr>
+      <w:r>
+        <w:t>核心数据数量（红色）、重要数据数量（橙色）、关键数据合计（蓝色）、变化率（对比上次快照）</w:t>
+      </w:r>
+    </w:p>
+    <w:p>
+      <w:pPr>
+        <w:pStyle w:val="a"/>
+      </w:pPr>
+      <w:r>
+        <w:t>点击「创建阈值快照」按钮，记录当前核心/重要数据量作为基线</w:t>
+      </w:r>
+    </w:p>
+    <w:p>
+      <w:pPr>
+        <w:pStyle w:val="a"/>
+      </w:pPr>
+      <w:r>
+        <w:t>系统自动对比上次快照，变化超过 30% 时页面显示黄色警告条</w:t>
+      </w:r>
+    </w:p>
+    <w:p>
+      <w:pPr>
+        <w:pStyle w:val="a"/>
+      </w:pPr>
+      <w:r>
+        <w:t>页面下方「阈值快照历史」表格展示所有快照记录：时间、核心数、重要数、合计、上次合计、阈值触发状态</w:t>
+      </w:r>
+    </w:p>
+    <w:p>
+      <w:r>
+        <w:t>后端 API：GET /api/compliance/threshold 查询当前阈值状态；POST /api/compliance/threshold/snapshot 创建快照；GET /api/compliance/threshold/snapshots 查看快照历史。数据库表 important_data_snapshots 持久化所有快照。</w:t>
+      </w:r>
+    </w:p>
+    <w:p>
+      <w:pPr>
+        <w:pStyle w:val="21"/>
+      </w:pPr>
+      <w:r>
+        <w:t>10.4 数据打标结果导出</w:t>
+      </w:r>
+    </w:p>
+    <w:p>
+      <w:r>
+        <w:t>入口：数据打标 → 点击工具栏「导出结果」按钮。导出全部活跃字段的打标信息 Excel，包含：序号、字段编码、字段名称、英文名、数据类型、表名、数据库、业务域、金融合规分类（完整三级路径）、分类编码、合规数据级别、打标方法、置信度(%)、最后打标时间、是否异常、来源。附带统计摘要 Sheet（字段总数、覆盖率、级别分布、方法分布）。</w:t>
+      </w:r>
+    </w:p>
+    <w:p>
+      <w:pPr>
+        <w:pStyle w:val="21"/>
+      </w:pPr>
+      <w:r>
+        <w:t>10.5 映射管理优化</w:t>
+      </w:r>
+    </w:p>
+    <w:p>
+      <w:r>
+        <w:t>批量映射对话框和 AI 自动映射均进行了优化：目录选择器现在只显示叶子节点（没有子节点的最深级目录），确保映射始终落在资产目录的最下面一级。这避免了将字段错误映射到中间层级目录的问题。</w:t>
+      </w:r>
+    </w:p>
+    <w:p>
+      <w:pPr>
+        <w:pStyle w:val="1"/>
+      </w:pPr>
+      <w:r>
+        <w:t>十一、最新规则引擎更新（2026-06-15）</w:t>
+      </w:r>
+    </w:p>
+    <w:p>
+      <w:pPr>
+        <w:pStyle w:val="21"/>
+      </w:pPr>
+      <w:r>
+        <w:t>11.1 关键词库补全</w:t>
+      </w:r>
+    </w:p>
+    <w:p>
+      <w:r>
+        <w:t>合规引擎的精确关键词映射（第1层）新增以下高频金融术语，解决「理财产品」等新增字段显示"未分类"的问题：</w:t>
+      </w:r>
+    </w:p>
+    <w:tbl>
+      <w:tblPr>
+        <w:tblStyle w:val="-1"/>
+        <w:tblW w:type="auto" w:w="0"/>
+        <w:tblLook w:firstColumn="1" w:firstRow="1" w:lastColumn="0" w:lastRow="0" w:noHBand="0" w:noVBand="1" w:val="04A0"/>
+      </w:tblPr>
+      <w:tblGrid>
+        <w:gridCol w:w="4320"/>
+        <w:gridCol w:w="4320"/>
+      </w:tblGrid>
+      <w:tr>
+        <w:tc>
+          <w:tcPr>
+            <w:tcW w:type="dxa" w:w="4320"/>
+          </w:tcPr>
+          <w:p>
+            <w:r>
+              <w:t>关键词</w:t>
+            </w:r>
+          </w:p>
+        </w:tc>
+        <w:tc>
+          <w:tcPr>
+            <w:tcW w:type="dxa" w:w="4320"/>
+          </w:tcPr>
+          <w:p>
+            <w:r>
+              <w:t>映射分类</w:t>
+            </w:r>
+          </w:p>
+        </w:tc>
+      </w:tr>
+      <w:tr>
+        <w:tc>
+          <w:tcPr>
+            <w:tcW w:type="dxa" w:w="4320"/>
+          </w:tcPr>
+          <w:p>
+            <w:r>
+              <w:t>理财</w:t>
+            </w:r>
+          </w:p>
+        </w:tc>
+        <w:tc>
+          <w:tcPr>
+            <w:tcW w:type="dxa" w:w="4320"/>
+          </w:tcPr>
+          <w:p>
+            <w:r>
+              <w:t>FIN_BIZ_MKT_FUND（基金数据）</w:t>
+            </w:r>
+          </w:p>
+        </w:tc>
+      </w:tr>
+      <w:tr>
+        <w:tc>
+          <w:tcPr>
+            <w:tcW w:type="dxa" w:w="4320"/>
+          </w:tcPr>
+          <w:p>
+            <w:r>
+              <w:t>信托</w:t>
+            </w:r>
+          </w:p>
+        </w:tc>
+        <w:tc>
+          <w:tcPr>
+            <w:tcW w:type="dxa" w:w="4320"/>
+          </w:tcPr>
+          <w:p>
+            <w:r>
+              <w:t>FIN_BIZ_MKT_FUND_PRIVATE（私募基金数据）</w:t>
+            </w:r>
+          </w:p>
+        </w:tc>
+      </w:tr>
+      <w:tr>
+        <w:tc>
+          <w:tcPr>
+            <w:tcW w:type="dxa" w:w="4320"/>
+          </w:tcPr>
+          <w:p>
+            <w:r>
+              <w:t>保险</w:t>
+            </w:r>
+          </w:p>
+        </w:tc>
+        <w:tc>
+          <w:tcPr>
+            <w:tcW w:type="dxa" w:w="4320"/>
+          </w:tcPr>
+          <w:p>
+            <w:r>
+              <w:t>FIN_BIZ_MKT_ABS（资产证券化数据）</w:t>
+            </w:r>
+          </w:p>
+        </w:tc>
+      </w:tr>
+      <w:tr>
+        <w:tc>
+          <w:tcPr>
+            <w:tcW w:type="dxa" w:w="4320"/>
+          </w:tcPr>
+          <w:p>
+            <w:r>
+              <w:t>黄金</w:t>
+            </w:r>
+          </w:p>
+        </w:tc>
+        <w:tc>
+          <w:tcPr>
+            <w:tcW w:type="dxa" w:w="4320"/>
+          </w:tcPr>
+          <w:p>
+            <w:r>
+              <w:t>FIN_BIZ_MKT_COMM（商品数据）</w:t>
+            </w:r>
+          </w:p>
+        </w:tc>
+      </w:tr>
+      <w:tr>
+        <w:tc>
+          <w:tcPr>
+            <w:tcW w:type="dxa" w:w="4320"/>
+          </w:tcPr>
+          <w:p>
+            <w:r>
+              <w:t>外汇</w:t>
+            </w:r>
+          </w:p>
+        </w:tc>
+        <w:tc>
+          <w:tcPr>
+            <w:tcW w:type="dxa" w:w="4320"/>
+          </w:tcPr>
+          <w:p>
+            <w:r>
+              <w:t>FIN_BIZ_MKT_FX（外汇数据）</w:t>
+            </w:r>
+          </w:p>
+        </w:tc>
+      </w:tr>
+      <w:tr>
+        <w:tc>
+          <w:tcPr>
+            <w:tcW w:type="dxa" w:w="4320"/>
+          </w:tcPr>
+          <w:p>
+            <w:r>
+              <w:t>汇率</w:t>
+            </w:r>
+          </w:p>
+        </w:tc>
+        <w:tc>
+          <w:tcPr>
+            <w:tcW w:type="dxa" w:w="4320"/>
+          </w:tcPr>
+          <w:p>
+            <w:r>
+              <w:t>FIN_BIZ_MKT_FX（外汇数据）</w:t>
+            </w:r>
+          </w:p>
+        </w:tc>
+      </w:tr>
+    </w:tbl>
+    <w:p/>
+    <w:p>
+      <w:r>
+        <w:t>同时在产品信号层（第2层）和兜底推断层（第4层）同步更新，确保多路径覆盖。新增字段创建时自动触发合规分类，无需手动重新执行。</w:t>
+      </w:r>
+    </w:p>
+    <w:p>
+      <w:pPr>
+        <w:pStyle w:val="21"/>
+      </w:pPr>
+      <w:r>
+        <w:t>11.2 置信度计算优化</w:t>
+      </w:r>
+    </w:p>
+    <w:p>
+      <w:r>
+        <w:t>置信度从原来的固定 70% 升级为动态计算，基于匹配质量：基础 60% + 分类命中 10% + 匹配层奖励（精确关键词 20% / 产品信号 15% / 业务域 10%）+ 影响对象信号 5% + 矩阵升级 5% + 就高从严升级 5%。上限 99%，确保"高置信度 = 高质量匹配"。</w:t>
+      </w:r>
+    </w:p>
+    <w:p>
+      <w:pPr>
+        <w:pStyle w:val="21"/>
+      </w:pPr>
+      <w:r>
+        <w:t>11.3 三级分类路径展示</w:t>
+      </w:r>
+    </w:p>
+    <w:p>
+      <w:r>
+        <w:t>字段管理、数据打标、导出清单中，「金融合规分类」列现在展示完整三级路径（如「业务数据 &gt; 金融市场数据 &gt; 基金数据」），而非仅显示三级分类名称。路径通过遍历 parent_id 链自动构建，清晰展示数据在分类体系中的位置。</w:t>
       </w:r>
     </w:p>
     <w:sectPr>
